--- a/03_Outputs/final scripts/fr/Module 4/4.3.0-fr.docx
+++ b/03_Outputs/final scripts/fr/Module 4/4.3.0-fr.docx
@@ -14,7 +14,7 @@
     </w:p>
     <w:p>
       <w:r>
-        <w:t xml:space="preserve">Malgré ce besoin évident, l’investissement privé dans les énergies renouvelables reste inégal selon les régions. Alors que les investissements mondiaux augmentent, les pays en développement — malgré leur potentiel élevé en renouvelables et leurs besoins urgents en accès à l’énergie — attirent moins de 15 % de l’ensemble des investissements dans l’énergie propre en 2023. Cette disparité met en évidence les obstacles auxquels ces régions sont confrontées : risques financiers élevés, marchés sous-développés, incertitudes réglementaires et lacunes en infrastructure contribuent tous à limiter la participation du secteur privé.  </w:t>
+        <w:t xml:space="preserve">Malgré ce besoin évident, l’investissement privé dans les énergies renouvelables reste inégal selon les régions. Alors que les investissements mondiaux augmentent, les pays en développement — malgré leur fort potentiel en renouvelables et leurs besoins urgents en accès à l’énergie — attirent moins de 15 % de l’ensemble des investissements dans l’énergie propre en 2023. Cette disparité met en lumière les obstacles auxquels ces régions sont confrontées : risques financiers élevés, marchés sous-développés, incertitudes réglementaires et lacunes infrastructurelles contribuent tous à limiter la participation du secteur privé.  </w:t>
       </w:r>
     </w:p>
     <w:p>

--- a/03_Outputs/final scripts/fr/Module 4/4.3.0-fr.docx
+++ b/03_Outputs/final scripts/fr/Module 4/4.3.0-fr.docx
@@ -14,12 +14,12 @@
     </w:p>
     <w:p>
       <w:r>
-        <w:t xml:space="preserve">Malgré ce besoin évident, l’investissement privé dans les énergies renouvelables reste inégal selon les régions. Alors que les investissements mondiaux augmentent, les pays en développement — malgré leur fort potentiel en renouvelables et leurs besoins urgents en accès à l’énergie — attirent moins de 15 % de l’ensemble des investissements dans l’énergie propre en 2023. Cette disparité met en lumière les obstacles auxquels ces régions sont confrontées : risques financiers élevés, marchés sous-développés, incertitudes réglementaires et lacunes infrastructurelles contribuent tous à limiter la participation du secteur privé.  </w:t>
+        <w:t xml:space="preserve">Malgré ce besoin évident, l’investissement privé dans les énergies renouvelables reste inégal selon les régions. Alors que les investissements mondiaux augmentent, les pays en développement — malgré leur potentiel élevé en renouvelables et leurs besoins urgents en accès à l’énergie — attirent moins de 15 % de l’ensemble des investissements dans l’énergie propre en 2023. Cette disparité met en lumière les obstacles auxquels ces régions sont confrontées : risques financiers élevés, marchés sous-développés, incertitudes réglementaires et lacunes en infrastructure contribuent tous à limiter la participation du secteur privé.  </w:t>
       </w:r>
     </w:p>
     <w:p>
       <w:r>
-        <w:t xml:space="preserve">Pour relever ces défis, des solutions ciblées sont cruciales. Les stratégies de mitigation des risques — telles que les garanties, l’assurance et la titrisation — peuvent réduire la perception des risques d’investissement. Par exemple, au Kazakhstan, des réformes politiques et la dé-risqueisation financière ont permis de débloquer des capitaux privés pour des projets renouvelables, montrant comment des interventions efficaces peuvent créer un environnement d’investissement plus attractif.  </w:t>
+        <w:t xml:space="preserve">Pour relever ces défis, des solutions ciblées sont cruciales. Les stratégies de mitigation des risques — telles que les garanties, l’assurance et la titrisation — peuvent réduire la perception des risques d’investissement. Par exemple, au Kazakhstan, des réformes politiques et la dé-risqueisation financière ont permis de débloquer des capitaux privés pour des projets renouvelables, démontrant comment des interventions efficaces peuvent créer un environnement d’investissement plus attractif.  </w:t>
       </w:r>
     </w:p>
     <w:p>
